--- a/MINERVA_PID/docs/TODO.docx
+++ b/MINERVA_PID/docs/TODO.docx
@@ -566,7 +566,7 @@
         <w:pStyle w:val="Compact"/>
       </w:pPr>
       <w:r>
-        <w:t xml:space="preserve">☐</w:t>
+        <w:t xml:space="preserve">[~]</w:t>
       </w:r>
       <w:r>
         <w:t xml:space="preserve"> </w:t>
@@ -582,7 +582,120 @@
         <w:t xml:space="preserve"> </w:t>
       </w:r>
       <w:r>
-        <w:t xml:space="preserve">— Publication &amp; engineering sign-off.</w:t>
+        <w:t xml:space="preserve">— Final Deliverables &amp; Commissioning.</w:t>
+      </w:r>
+      <w:r>
+        <w:t xml:space="preserve"> </w:t>
+      </w:r>
+      <w:r>
+        <w:rPr>
+          <w:iCs/>
+          <w:i/>
+        </w:rPr>
+        <w:t xml:space="preserve">(infrastructure landed)</w:t>
+      </w:r>
+      <w:r>
+        <w:t xml:space="preserve"> </w:t>
+      </w:r>
+      <w:r>
+        <w:t xml:space="preserve">Triage-feedback loop (</w:t>
+      </w:r>
+      <w:r>
+        <w:rPr>
+          <w:rStyle w:val="VerbatimChar"/>
+        </w:rPr>
+        <w:t xml:space="preserve">ingest_triage.py</w:t>
+      </w:r>
+      <w:r>
+        <w:t xml:space="preserve">) + commissioned v1.0 register &amp; sign-off</w:t>
+      </w:r>
+      <w:r>
+        <w:t xml:space="preserve"> </w:t>
+      </w:r>
+      <w:r>
+        <w:t xml:space="preserve">record (</w:t>
+      </w:r>
+      <w:r>
+        <w:rPr>
+          <w:rStyle w:val="VerbatimChar"/>
+        </w:rPr>
+        <w:t xml:space="preserve">build_w009_release.py</w:t>
+      </w:r>
+      <w:r>
+        <w:t xml:space="preserve">) delivered;</w:t>
+      </w:r>
+      <w:r>
+        <w:t xml:space="preserve"> </w:t>
+      </w:r>
+      <w:r>
+        <w:rPr>
+          <w:rStyle w:val="VerbatimChar"/>
+        </w:rPr>
+        <w:t xml:space="preserve">configs/known_seeds.json</w:t>
+      </w:r>
+      <w:r>
+        <w:t xml:space="preserve"> </w:t>
+      </w:r>
+      <w:r>
+        <w:t xml:space="preserve">committed</w:t>
+      </w:r>
+      <w:r>
+        <w:t xml:space="preserve"> </w:t>
+      </w:r>
+      <w:r>
+        <w:t xml:space="preserve">empty.</w:t>
+      </w:r>
+      <w:r>
+        <w:t xml:space="preserve"> </w:t>
+      </w:r>
+      <w:r>
+        <w:rPr>
+          <w:bCs/>
+          <w:b/>
+        </w:rPr>
+        <w:t xml:space="preserve">Awaiting engineering sign-off:</w:t>
+      </w:r>
+      <w:r>
+        <w:t xml:space="preserve"> </w:t>
+      </w:r>
+      <w:r>
+        <w:t xml:space="preserve">triage the 43 provisional + 54 open</w:t>
+      </w:r>
+      <w:r>
+        <w:t xml:space="preserve"> </w:t>
+      </w:r>
+      <w:r>
+        <w:t xml:space="preserve">tags in the viewer, ingest decisions, complete</w:t>
+      </w:r>
+      <w:r>
+        <w:t xml:space="preserve"> </w:t>
+      </w:r>
+      <w:r>
+        <w:rPr>
+          <w:rStyle w:val="VerbatimChar"/>
+        </w:rPr>
+        <w:t xml:space="preserve">reports/W009_SIGNOFF_RECORD.md</w:t>
+      </w:r>
+      <w:r>
+        <w:t xml:space="preserve">.</w:t>
+      </w:r>
+      <w:r>
+        <w:t xml:space="preserve"> </w:t>
+      </w:r>
+      <w:r>
+        <w:t xml:space="preserve">See</w:t>
+      </w:r>
+      <w:r>
+        <w:t xml:space="preserve"> </w:t>
+      </w:r>
+      <w:r>
+        <w:rPr>
+          <w:rStyle w:val="VerbatimChar"/>
+        </w:rPr>
+        <w:t xml:space="preserve">docs/W009_COMMISSIONING.md</w:t>
+      </w:r>
+      <w:r>
+        <w:t xml:space="preserve">.</w:t>
       </w:r>
     </w:p>
     <w:bookmarkEnd w:id="22"/>
